--- a/eco_woods/Documentacion/01_04_2026.docx
+++ b/eco_woods/Documentacion/01_04_2026.docx
@@ -4,7 +4,13 @@
   <w:body>
     <w:p>
       <w:r>
-        <w:t>01/04/2026</w:t>
+        <w:t>0</w:t>
+      </w:r>
+      <w:r>
+        <w:t>1</w:t>
+      </w:r>
+      <w:r>
+        <w:t>/04/2026</w:t>
       </w:r>
       <w:r>
         <w:br/>
